--- a/astro-site/public/dl/plan-negocio-parrillero-asador-eventos/guia-tipos-parrilla-roadmap-food-truck.docx
+++ b/astro-site/public/dl/plan-negocio-parrillero-asador-eventos/guia-tipos-parrilla-roadmap-food-truck.docx
@@ -372,7 +372,7 @@
                 <w:color w:val="1F1B16"/>
                 <w:sz w:val="20"/>
               </w:rPr>
-              <w:t>709-2.000 € (GGM KGE1200, La Vaca Tuerta, Hasbeg)</w:t>
+              <w:t>1.500-3.500 € (parrilla móvil inox de 120-150 cm; precio orientativo, compruébalo con el proveedor)</w:t>
             </w:r>
           </w:p>
         </w:tc>
@@ -408,7 +408,7 @@
                 <w:color w:val="1F1B16"/>
                 <w:sz w:val="20"/>
               </w:rPr>
-              <w:t>Concepto principal del 80% de parrilleros eventos en España. Inversión obligatoria.</w:t>
+              <w:t>Es el concepto principal de la mayoría de los parrilleros de eventos. Inversión de base.</w:t>
             </w:r>
           </w:p>
         </w:tc>
@@ -3356,7 +3356,7 @@
         <w:spacing w:after="80"/>
       </w:pPr>
       <w:r>
-        <w:t>Tu margen bruto promedio supera el 55 % consistentemente — hay caja para reinversión.</w:t>
+        <w:t>Tu margen bruto real alcanza o supera de forma consistente el margen del plan financiero del kit — hay caja para reinversión.</w:t>
       </w:r>
     </w:p>
     <w:p>
@@ -3541,7 +3541,7 @@
                 <w:color w:val="1F1B16"/>
                 <w:sz w:val="20"/>
               </w:rPr>
-              <w:t>Sin licencia conducir camión, fácil maniobra, encaja con coche tirador.</w:t>
+              <w:t>Sin permiso de conducción de camión, fácil maniobra, encaja con coche tirador.</w:t>
             </w:r>
           </w:p>
         </w:tc>
@@ -3645,7 +3645,7 @@
                 <w:color w:val="1F1B16"/>
                 <w:sz w:val="20"/>
               </w:rPr>
-              <w:t>Carnet B normal, requiere ITV específica como vehículo profesional.</w:t>
+              <w:t>Permiso B normal, requiere ITV específica como vehículo profesional.</w:t>
             </w:r>
           </w:p>
         </w:tc>
@@ -3732,7 +3732,7 @@
                 <w:color w:val="1F1B16"/>
                 <w:sz w:val="20"/>
               </w:rPr>
-              <w:t>Carnet C, peajes, parking complicado, autorizaciones más estrictas.</w:t>
+              <w:t>Permiso C, peajes, parking complicado, autorizaciones más estrictas.</w:t>
             </w:r>
           </w:p>
         </w:tc>
@@ -4642,7 +4642,7 @@
                 <w:color w:val="1F1B16"/>
                 <w:sz w:val="20"/>
               </w:rPr>
-              <w:t>Restrictivo verano. Bodas finca rural con autorización organizador.</w:t>
+              <w:t>Restrictivo verano. La licencia de la finca no levanta la restricción en terreno forestal: consulta al Consell.</w:t>
             </w:r>
           </w:p>
         </w:tc>
@@ -4695,7 +4695,7 @@
                 <w:color w:val="1F1B16"/>
                 <w:sz w:val="20"/>
               </w:rPr>
-              <w:t>1 jun-15 oct prohibición fuego forestal. Eventos finca con licencia OK.</w:t>
+              <w:t>1 jun-15 oct prohibición fuego forestal. La licencia de la finca no levanta la restricción en terreno forestal.</w:t>
             </w:r>
           </w:p>
         </w:tc>
@@ -4731,7 +4731,7 @@
                 <w:color w:val="1F1B16"/>
                 <w:sz w:val="20"/>
               </w:rPr>
-              <w:t>Autorización ambulante + plan PATRICOVA</w:t>
+              <w:t>Autorización ambulante + Pla especial davant del risc d'incendis forestals</w:t>
             </w:r>
           </w:p>
         </w:tc>
@@ -4784,7 +4784,7 @@
                 <w:color w:val="1F1B16"/>
                 <w:sz w:val="20"/>
               </w:rPr>
-              <w:t>Llicentzia salmenta ambulanta</w:t>
+              <w:t>Autorización municipal de venta ambulante</w:t>
             </w:r>
           </w:p>
         </w:tc>
@@ -4890,7 +4890,7 @@
                 <w:color w:val="1F1B16"/>
                 <w:sz w:val="20"/>
               </w:rPr>
-              <w:t>Autorización municipal + Plan INFOCYL</w:t>
+              <w:t>Autorización municipal + Plan INFOCAL</w:t>
             </w:r>
           </w:p>
         </w:tc>
@@ -5789,7 +5789,7 @@
                 <w:color w:val="1F1B16"/>
                 <w:sz w:val="20"/>
               </w:rPr>
-              <w:t>MARGEN NETO</w:t>
+              <w:t>RESULTADO ANTES DE AMORTIZACIÓN, SUELDO DEL TITULAR E IMPUESTOS (estimación del kit)</w:t>
             </w:r>
           </w:p>
         </w:tc>
@@ -5858,7 +5858,7 @@
                 <w:color w:val="1F1B16"/>
                 <w:sz w:val="20"/>
               </w:rPr>
-              <w:t>Margen neto %</w:t>
+              <w:t>Resultado antes de amortización, sueldo e impuestos (%)</w:t>
             </w:r>
           </w:p>
         </w:tc>
@@ -5997,7 +5997,7 @@
         <w:spacing w:after="80"/>
       </w:pPr>
       <w:r>
-        <w:t>Si tu margen bruto está por debajo del 50 % — antes optimiza pricing.</w:t>
+        <w:t>Si tu margen bruto real está por debajo del margen del plan financiero del kit — antes optimiza el pricing.</w:t>
       </w:r>
     </w:p>
     <w:p>
@@ -6006,7 +6006,7 @@
         <w:spacing w:after="80"/>
       </w:pPr>
       <w:r>
-        <w:t>Si no tienes carnet manipulador alimentos avanzado y plan APPCC robusto.</w:t>
+        <w:t>Si no tienes la formación en higiene alimentaria al día y un plan APPCC robusto.</w:t>
       </w:r>
     </w:p>
     <w:p>
@@ -6028,7 +6028,7 @@
       </w:r>
     </w:p>
     <w:sectPr>
-      <w:pgSz w:w="12240" w:h="15840"/>
+      <w:pgSz w:w="11906" w:h="16838"/>
       <w:pgMar w:top="1247" w:right="1247" w:bottom="1247" w:left="1247" w:header="720" w:footer="720" w:gutter="0"/>
       <w:cols w:space="720"/>
       <w:docGrid w:linePitch="360"/>

--- a/astro-site/public/dl/plan-negocio-parrillero-asador-eventos/guia-tipos-parrilla-roadmap-food-truck.docx
+++ b/astro-site/public/dl/plan-negocio-parrillero-asador-eventos/guia-tipos-parrilla-roadmap-food-truck.docx
@@ -4536,7 +4536,7 @@
                 <w:color w:val="1F1B16"/>
                 <w:sz w:val="20"/>
               </w:rPr>
-              <w:t>Eventos privados sin problema. Vía pública restringida zonas centro.</w:t>
+              <w:t>Eventos privados: autorización municipal; en la franja forestal, las mismas restricciones (plan INFOMA). Vía pública restringida en zonas centro.</w:t>
             </w:r>
           </w:p>
         </w:tc>
@@ -4907,7 +4907,7 @@
                 <w:color w:val="1F1B16"/>
                 <w:sz w:val="20"/>
               </w:rPr>
-              <w:t>Más permisivo que mediterránea, fincas tradición castellana.</w:t>
+              <w:t>Época de peligro alto de junio a octubre (INFOCAL): sin fuego para cocinar en zona forestal ni en su franja.</w:t>
             </w:r>
           </w:p>
         </w:tc>
@@ -5216,7 +5216,7 @@
                 <w:color w:val="1F1B16"/>
                 <w:sz w:val="20"/>
               </w:rPr>
-              <w:t>3.800 €/evento medio</w:t>
+              <w:t>3.800 € por evento el año 1 y 3.900 € el año 2</w:t>
             </w:r>
           </w:p>
         </w:tc>
@@ -5286,7 +5286,7 @@
                 <w:color w:val="1F1B16"/>
                 <w:sz w:val="20"/>
               </w:rPr>
-              <w:t>700 €/día medio</w:t>
+              <w:t>700 € por día el año 1 y unos 810 € el año 2</w:t>
             </w:r>
           </w:p>
         </w:tc>
